--- a/docs/shared/Vandrekalender_HomepageStructure_v2.docx
+++ b/docs/shared/Vandrekalender_HomepageStructure_v2.docx
@@ -376,19 +376,6 @@
         <w:spacing w:after="80"/>
       </w:pPr>
       <w:r>
-        <w:t>Difficulty filter — checkboxes: Easy / Medium / Challenging</w:t>
-      </w:r>
-    </w:p>
-    <w:p>
-      <w:pPr>
-        <w:pStyle w:val="ListParagraph"/>
-        <w:numPr>
-          <w:ilvl w:val="0"/>
-          <w:numId w:val="2"/>
-        </w:numPr>
-        <w:spacing w:after="80"/>
-      </w:pPr>
-      <w:r>
         <w:t>Clear all filters link — resets everything</w:t>
       </w:r>
     </w:p>
@@ -517,7 +504,13 @@
         <w:spacing w:after="160"/>
       </w:pPr>
       <w:r>
-        <w:t>Let users switch between the card/list view and the map view. Show how many events match the current filters.</w:t>
+        <w:t xml:space="preserve">Let users switch between the </w:t>
+      </w:r>
+      <w:r>
+        <w:t xml:space="preserve">calendar, </w:t>
+      </w:r>
+      <w:r>
+        <w:t>card/list view and the map view. Show how many events match the current filters.</w:t>
       </w:r>
     </w:p>
     <w:p/>
@@ -529,6 +522,7 @@
         <w:rPr>
           <w:color w:val="2E6DB4"/>
         </w:rPr>
+        <w:lastRenderedPageBreak/>
         <w:t>Content</w:t>
       </w:r>
     </w:p>
@@ -542,20 +536,38 @@
         <w:spacing w:after="80"/>
       </w:pPr>
       <w:r>
-        <w:t>Results count: “Viser X vandreture” — updates as filters change</w:t>
-      </w:r>
-    </w:p>
-    <w:p>
-      <w:pPr>
-        <w:pStyle w:val="ListParagraph"/>
-        <w:numPr>
-          <w:ilvl w:val="0"/>
-          <w:numId w:val="2"/>
-        </w:numPr>
-        <w:spacing w:after="80"/>
-      </w:pPr>
-      <w:r>
-        <w:t>View toggle: two buttons — “Liste” (cards) and “Kort” (map). Active view highlighted</w:t>
+        <w:t xml:space="preserve">Results count: “Viser X vandreture” </w:t>
+      </w:r>
+      <w:r>
+        <w:t xml:space="preserve">- </w:t>
+      </w:r>
+      <w:r>
+        <w:t>updates as filters change</w:t>
+      </w:r>
+    </w:p>
+    <w:p>
+      <w:pPr>
+        <w:pStyle w:val="ListParagraph"/>
+        <w:numPr>
+          <w:ilvl w:val="0"/>
+          <w:numId w:val="2"/>
+        </w:numPr>
+        <w:spacing w:after="80"/>
+      </w:pPr>
+      <w:r>
+        <w:t>View toggle: t</w:t>
+      </w:r>
+      <w:r>
+        <w:t>hree tabs</w:t>
+      </w:r>
+      <w:r>
+        <w:t xml:space="preserve"> </w:t>
+      </w:r>
+      <w:r>
+        <w:t xml:space="preserve">– Calendar, </w:t>
+      </w:r>
+      <w:r>
+        <w:t>“Liste” (cards) and “Kort” (map). Active view highlighted</w:t>
       </w:r>
     </w:p>
     <w:p>
@@ -615,6 +627,12 @@
         </w:rPr>
         <w:t>Section 4 — Event Listing: Card View + Calendar View</w:t>
       </w:r>
+      <w:r>
+        <w:rPr>
+          <w:color w:val="1A4A8A"/>
+        </w:rPr>
+        <w:t xml:space="preserve"> + Map View</w:t>
+      </w:r>
     </w:p>
     <w:p>
       <w:pPr>
@@ -632,7 +650,25 @@
         <w:spacing w:after="160"/>
       </w:pPr>
       <w:r>
-        <w:t>Two sub-views within the same section, toggled via the view buttons. The calendar and card views are connected — clicking a day on the calendar filters the cards below to that day. Hidden when map view is active.</w:t>
+        <w:t>T</w:t>
+      </w:r>
+      <w:r>
+        <w:t>hree</w:t>
+      </w:r>
+      <w:r>
+        <w:t xml:space="preserve"> sub-views within the same section, toggled via the view buttons. </w:t>
+      </w:r>
+      <w:r>
+        <w:t>C</w:t>
+      </w:r>
+      <w:r>
+        <w:t xml:space="preserve">licking a day on the calendar filters the </w:t>
+      </w:r>
+      <w:r>
+        <w:t>events</w:t>
+      </w:r>
+      <w:r>
+        <w:t xml:space="preserve"> below to that day. Hidden when map view is active.</w:t>
       </w:r>
     </w:p>
     <w:p/>
@@ -825,20 +861,20 @@
         <w:spacing w:after="80"/>
       </w:pPr>
       <w:r>
+        <w:t>If no more events: button is hidden and a “Der er ingen flere ture” message is shown</w:t>
+      </w:r>
+    </w:p>
+    <w:p>
+      <w:pPr>
+        <w:pStyle w:val="ListParagraph"/>
+        <w:numPr>
+          <w:ilvl w:val="0"/>
+          <w:numId w:val="2"/>
+        </w:numPr>
+        <w:spacing w:after="80"/>
+      </w:pPr>
+      <w:r>
         <w:lastRenderedPageBreak/>
-        <w:t>If no more events: button is hidden and a “Der er ingen flere ture” message is shown</w:t>
-      </w:r>
-    </w:p>
-    <w:p>
-      <w:pPr>
-        <w:pStyle w:val="ListParagraph"/>
-        <w:numPr>
-          <w:ilvl w:val="0"/>
-          <w:numId w:val="2"/>
-        </w:numPr>
-        <w:spacing w:after="80"/>
-      </w:pPr>
-      <w:r>
         <w:t>If zero results: show “Ingen ture matcher dine filtre” with a “Nulstil filtre” link</w:t>
       </w:r>
     </w:p>
@@ -903,7 +939,25 @@
         <w:spacing w:after="160"/>
       </w:pPr>
       <w:r>
-        <w:t>Show all matching events geographically on a Denmark map. Alternative to card view. Hidden when list view is active.</w:t>
+        <w:t>Show all matching events geographically on a Denmark map. Alternative to card view</w:t>
+      </w:r>
+      <w:r>
+        <w:t xml:space="preserve"> and calendar</w:t>
+      </w:r>
+      <w:r>
+        <w:t xml:space="preserve">. Hidden when </w:t>
+      </w:r>
+      <w:r>
+        <w:t>one of the other</w:t>
+      </w:r>
+      <w:r>
+        <w:t xml:space="preserve"> view</w:t>
+      </w:r>
+      <w:r>
+        <w:t>s</w:t>
+      </w:r>
+      <w:r>
+        <w:t xml:space="preserve"> is active.</w:t>
       </w:r>
     </w:p>
     <w:p/>
@@ -1064,18 +1118,18 @@
         <w:rPr>
           <w:color w:val="1A4A8A"/>
         </w:rPr>
+        <w:t>Section 6 — Post Your Own Walk CTA</w:t>
+      </w:r>
+    </w:p>
+    <w:p>
+      <w:pPr>
+        <w:pStyle w:val="Heading2"/>
+      </w:pPr>
+      <w:r>
+        <w:rPr>
+          <w:color w:val="2E6DB4"/>
+        </w:rPr>
         <w:lastRenderedPageBreak/>
-        <w:t>Section 6 — Post Your Own Walk CTA</w:t>
-      </w:r>
-    </w:p>
-    <w:p>
-      <w:pPr>
-        <w:pStyle w:val="Heading2"/>
-      </w:pPr>
-      <w:r>
-        <w:rPr>
-          <w:color w:val="2E6DB4"/>
-        </w:rPr>
         <w:t>Purpose</w:t>
       </w:r>
     </w:p>
@@ -1368,20 +1422,20 @@
         <w:rPr>
           <w:color w:val="2E6DB4"/>
         </w:rPr>
+        <w:t>Blocks</w:t>
+      </w:r>
+    </w:p>
+    <w:p>
+      <w:pPr>
+        <w:pStyle w:val="ListParagraph"/>
+        <w:numPr>
+          <w:ilvl w:val="0"/>
+          <w:numId w:val="2"/>
+        </w:numPr>
+        <w:spacing w:after="80"/>
+      </w:pPr>
+      <w:r>
         <w:lastRenderedPageBreak/>
-        <w:t>Blocks</w:t>
-      </w:r>
-    </w:p>
-    <w:p>
-      <w:pPr>
-        <w:pStyle w:val="ListParagraph"/>
-        <w:numPr>
-          <w:ilvl w:val="0"/>
-          <w:numId w:val="2"/>
-        </w:numPr>
-        <w:spacing w:after="80"/>
-      </w:pPr>
-      <w:r>
         <w:t>Columns block (3 columns, native WP)</w:t>
       </w:r>
     </w:p>
